--- a/TS-Padam/TS-6.5/TS 6.5 Tamil Pada Paatam Corrections.docx
+++ b/TS-Padam/TS-6.5/TS 6.5 Tamil Pada Paatam Corrections.docx
@@ -110,10 +110,9 @@
           <w:bCs/>
           <w:sz w:val="32"/>
           <w:szCs w:val="32"/>
-          <w:highlight w:val="red"/>
           <w:u w:val="single"/>
         </w:rPr>
-        <w:t>?????</w:t>
+        <w:t>30th April 2026</w:t>
       </w:r>
     </w:p>
     <w:p>
@@ -161,12 +160,16 @@
               <w:spacing w:before="0" w:line="240" w:lineRule="auto"/>
               <w:jc w:val="center"/>
               <w:rPr>
+                <w:b/>
+                <w:bCs/>
                 <w:sz w:val="32"/>
                 <w:szCs w:val="32"/>
               </w:rPr>
             </w:pPr>
             <w:r>
               <w:rPr>
+                <w:b/>
+                <w:bCs/>
                 <w:sz w:val="32"/>
                 <w:szCs w:val="32"/>
               </w:rPr>
@@ -178,12 +181,16 @@
               <w:spacing w:before="0" w:line="240" w:lineRule="auto"/>
               <w:jc w:val="center"/>
               <w:rPr>
+                <w:b/>
+                <w:bCs/>
                 <w:sz w:val="32"/>
                 <w:szCs w:val="32"/>
               </w:rPr>
             </w:pPr>
             <w:r>
               <w:rPr>
+                <w:b/>
+                <w:bCs/>
                 <w:sz w:val="32"/>
                 <w:szCs w:val="32"/>
               </w:rPr>
@@ -200,12 +207,16 @@
               <w:spacing w:before="0" w:line="240" w:lineRule="auto"/>
               <w:jc w:val="center"/>
               <w:rPr>
+                <w:b/>
+                <w:bCs/>
                 <w:sz w:val="32"/>
                 <w:szCs w:val="32"/>
               </w:rPr>
             </w:pPr>
             <w:r>
               <w:rPr>
+                <w:b/>
+                <w:bCs/>
                 <w:sz w:val="32"/>
                 <w:szCs w:val="32"/>
               </w:rPr>
@@ -223,12 +234,16 @@
               <w:ind w:right="-18"/>
               <w:jc w:val="center"/>
               <w:rPr>
+                <w:b/>
+                <w:bCs/>
                 <w:sz w:val="32"/>
                 <w:szCs w:val="32"/>
               </w:rPr>
             </w:pPr>
             <w:r>
               <w:rPr>
+                <w:b/>
+                <w:bCs/>
                 <w:sz w:val="32"/>
                 <w:szCs w:val="32"/>
               </w:rPr>
@@ -935,30 +950,6 @@
         </w:tc>
       </w:tr>
     </w:tbl>
-    <w:p>
-      <w:pPr>
-        <w:jc w:val="center"/>
-        <w:rPr>
-          <w:b/>
-          <w:bCs/>
-          <w:sz w:val="32"/>
-          <w:szCs w:val="32"/>
-          <w:u w:val="single"/>
-        </w:rPr>
-      </w:pPr>
-    </w:p>
-    <w:p>
-      <w:pPr>
-        <w:jc w:val="center"/>
-        <w:rPr>
-          <w:b/>
-          <w:bCs/>
-          <w:sz w:val="32"/>
-          <w:szCs w:val="32"/>
-          <w:u w:val="single"/>
-        </w:rPr>
-      </w:pPr>
-    </w:p>
     <w:p>
       <w:pPr>
         <w:jc w:val="center"/>
@@ -1601,7 +1592,6 @@
                 <w:sz w:val="28"/>
                 <w:szCs w:val="28"/>
               </w:rPr>
-              <w:lastRenderedPageBreak/>
               <w:t>TS 6.5.3.1 - Padam</w:t>
             </w:r>
           </w:p>
@@ -2007,9 +1997,9 @@
               <w:spacing w:before="0" w:line="240" w:lineRule="auto"/>
               <w:rPr>
                 <w:rFonts w:cs="Arial"/>
-                <w:b/>
-                <w:sz w:val="36"/>
-                <w:szCs w:val="28"/>
+                <w:sz w:val="36"/>
+                <w:szCs w:val="28"/>
+                <w:lang w:bidi="ta-IN"/>
               </w:rPr>
             </w:pPr>
             <w:r>
@@ -2331,6 +2321,15 @@
               </w:rPr>
               <w:t>|</w:t>
             </w:r>
+          </w:p>
+          <w:p>
+            <w:pPr>
+              <w:rPr>
+                <w:rFonts w:cs="Arial"/>
+                <w:sz w:val="36"/>
+                <w:szCs w:val="28"/>
+              </w:rPr>
+            </w:pPr>
           </w:p>
         </w:tc>
       </w:tr>
@@ -2369,6 +2368,7 @@
                 <w:sz w:val="28"/>
                 <w:szCs w:val="28"/>
               </w:rPr>
+              <w:lastRenderedPageBreak/>
               <w:t>TS 6.5.3.1 - Padam</w:t>
             </w:r>
           </w:p>
@@ -2813,10 +2813,29 @@
             <w:r>
               <w:rPr>
                 <w:rFonts w:ascii="Latha" w:hAnsi="Latha" w:cs="Latha"/>
+                <w:b/>
+                <w:bCs/>
+                <w:sz w:val="32"/>
+                <w:szCs w:val="32"/>
+                <w:lang w:bidi="ta-IN"/>
+              </w:rPr>
+              <w:t xml:space="preserve"> </w:t>
+            </w:r>
+            <w:r>
+              <w:rPr>
+                <w:rFonts w:ascii="Latha" w:hAnsi="Latha" w:cs="Latha"/>
                 <w:sz w:val="28"/>
                 <w:szCs w:val="28"/>
               </w:rPr>
               <w:t xml:space="preserve">-- </w:t>
+            </w:r>
+            <w:r>
+              <w:rPr>
+                <w:rFonts w:ascii="Latha" w:hAnsi="Latha" w:cs="Latha"/>
+                <w:sz w:val="28"/>
+                <w:szCs w:val="28"/>
+              </w:rPr>
+              <w:br/>
             </w:r>
             <w:r>
               <w:rPr>
@@ -3350,6 +3369,14 @@
                 <w:szCs w:val="28"/>
               </w:rPr>
               <w:t xml:space="preserve">-- </w:t>
+            </w:r>
+            <w:r>
+              <w:rPr>
+                <w:rFonts w:ascii="Latha" w:hAnsi="Latha" w:cs="Latha"/>
+                <w:sz w:val="28"/>
+                <w:szCs w:val="28"/>
+              </w:rPr>
+              <w:br/>
             </w:r>
             <w:r>
               <w:rPr>
@@ -15005,6 +15032,7 @@
         </w:rPr>
         <w:t xml:space="preserve">TS Pada Paatam – TS 6.5 </w:t>
       </w:r>
+      <w:proofErr w:type="spellStart"/>
       <w:r>
         <w:rPr>
           <w:b/>
@@ -15023,7 +15051,18 @@
           <w:szCs w:val="32"/>
           <w:u w:val="single"/>
         </w:rPr>
-        <w:t>Sanskrit co</w:t>
+        <w:t>Sanskrit</w:t>
+      </w:r>
+      <w:proofErr w:type="spellEnd"/>
+      <w:r>
+        <w:rPr>
+          <w:b/>
+          <w:bCs/>
+          <w:sz w:val="32"/>
+          <w:szCs w:val="32"/>
+          <w:u w:val="single"/>
+        </w:rPr>
+        <w:t xml:space="preserve"> co</w:t>
       </w:r>
       <w:r>
         <w:rPr>
@@ -15075,6 +15114,7 @@
         </w:rPr>
         <w:t>31</w:t>
       </w:r>
+      <w:proofErr w:type="gramStart"/>
       <w:r>
         <w:rPr>
           <w:b/>
@@ -15106,6 +15146,7 @@
         </w:rPr>
         <w:t>January</w:t>
       </w:r>
+      <w:proofErr w:type="gramEnd"/>
       <w:r>
         <w:rPr>
           <w:b/>
@@ -15541,6 +15582,7 @@
       <w:pBdr>
         <w:top w:val="single" w:sz="4" w:space="1" w:color="auto"/>
       </w:pBdr>
+      <w:jc w:val="right"/>
       <w:rPr>
         <w:b/>
         <w:bCs/>
@@ -15619,6 +15661,9 @@
     </w:r>
     <w:r>
       <w:tab/>
+    </w:r>
+    <w:r>
+      <w:t xml:space="preserve">             </w:t>
     </w:r>
     <w:r>
       <w:tab/>
